--- a/09-investor-relations/investor-faq.docx
+++ b/09-investor-relations/investor-faq.docx
@@ -1312,26 +1312,26 @@
           <w:sz w:val="24"/>
           <w:szCs w:val="24"/>
         </w:rPr>
-        <w:t xml:space="preserve">Q26 — Commercial Registration is pending — what is the timeline and risk?</w:t>
-      </w:r>
-    </w:p>
-    <w:p>
-      <w:pPr>
-        <w:spacing w:after="60" w:before="60"/>
-        <w:jc w:val="left"/>
-      </w:pPr>
-      <w:r>
-        <w:rPr>
-          <w:rFonts w:ascii="Arial" w:cs="Arial" w:eastAsia="Arial" w:hAnsi="Arial"/>
-          <w:b w:val="false"/>
-          <w:bCs w:val="false"/>
-          <w:i w:val="false"/>
-          <w:iCs w:val="false"/>
-          <w:color w:val="0A0E12"/>
-          <w:sz w:val="22"/>
-          <w:szCs w:val="22"/>
-        </w:rPr>
-        <w:t xml:space="preserve">CR application filed April 2026; expected issuance 4–6 weeks (standard Qiyas timeline for individual professional services). Risk is low: the platform is operating legally under the founder’s existing freelance capacity while CR is pending. No revenue contracts will be signed until CR is in hand. Investors committing on SAFE are protected; the SAFE converts on a priced round, by which time CR will have been active for 12+ months.</w:t>
+        <w:t xml:space="preserve">Q26 — Commercial Registration — what is its status?</w:t>
+      </w:r>
+    </w:p>
+    <w:p>
+      <w:pPr>
+        <w:spacing w:after="60" w:before="60"/>
+        <w:jc w:val="left"/>
+      </w:pPr>
+      <w:r>
+        <w:rPr>
+          <w:rFonts w:ascii="Arial" w:cs="Arial" w:eastAsia="Arial" w:hAnsi="Arial"/>
+          <w:b w:val="false"/>
+          <w:bCs w:val="false"/>
+          <w:i w:val="false"/>
+          <w:iCs w:val="false"/>
+          <w:color w:val="0A0E12"/>
+          <w:sz w:val="22"/>
+          <w:szCs w:val="22"/>
+        </w:rPr>
+        <w:t xml:space="preserve">Issued and active (corrected 2026-07-27): BDA Company International (شركة بدع الدولية), a Saudi limited liability company, unified national number 7030976893, issued 23/09/2022. The company is VAT-registered (311415259500003, effective 2025-11-01) and holds a business bank account. There is no CR-pendency risk.</w:t>
       </w:r>
     </w:p>
     <w:p>
